--- a/AI_Agents_and_Advanced_Fine_Tuning_Bootcamp/Lab_Walkthroughs/Week_07_Lab_B_grpo_with_trl.docx
+++ b/AI_Agents_and_Advanced_Fine_Tuning_Bootcamp/Lab_Walkthroughs/Week_07_Lab_B_grpo_with_trl.docx
@@ -96,7 +96,7 @@
           <w:color w:val="333333"/>
           <w:sz w:val="22"/>
         </w:rPr>
-        <w:t>Cluster workspace from week 1 plus week-specific deps in the requirements.txt that ships with this lab.</w:t>
+        <w:t>Same rig and data as Lab A.</w:t>
       </w:r>
     </w:p>
     <w:p>
@@ -118,7 +118,7 @@
           <w:color w:val="333333"/>
           <w:sz w:val="22"/>
         </w:rPr>
-        <w:t>Concept list available in the class notes for this week.</w:t>
+        <w:t>GRPO: group-relative advantages, no value head</w:t>
       </w:r>
     </w:p>
     <w:p>
@@ -130,7 +130,19 @@
           <w:color w:val="333333"/>
           <w:sz w:val="22"/>
         </w:rPr>
-        <w:t>Lab guide TA reviews the concepts in the first 15 minutes.</w:t>
+        <w:t>Group size trades signal quality for compute</w:t>
+      </w:r>
+    </w:p>
+    <w:p>
+      <w:pPr>
+        <w:pStyle w:val="ListBullet"/>
+      </w:pPr>
+      <w:r>
+        <w:rPr>
+          <w:color w:val="333333"/>
+          <w:sz w:val="22"/>
+        </w:rPr>
+        <w:t>Verifiable rewards slot directly into the same loop</w:t>
       </w:r>
     </w:p>
     <w:p>
@@ -199,7 +211,111 @@
           <w:color w:val="101010"/>
           <w:sz w:val="18"/>
         </w:rPr>
-        <w:t># Starter code is in the lab repo: see lab_starter.py.</w:t>
+        <w:t>from trl import GRPOConfig, GRPOTrainer</w:t>
+      </w:r>
+    </w:p>
+    <w:p>
+      <w:pPr>
+        <w:spacing w:after="0" w:before="0"/>
+      </w:pPr>
+      <w:r>
+        <w:rPr>
+          <w:rFonts w:ascii="Consolas" w:hAnsi="Consolas"/>
+          <w:color w:val="101010"/>
+          <w:sz w:val="18"/>
+        </w:rPr>
+        <w:t xml:space="preserve"> </w:t>
+      </w:r>
+    </w:p>
+    <w:p>
+      <w:pPr>
+        <w:spacing w:after="0" w:before="0"/>
+      </w:pPr>
+      <w:r>
+        <w:rPr>
+          <w:rFonts w:ascii="Consolas" w:hAnsi="Consolas"/>
+          <w:color w:val="101010"/>
+          <w:sz w:val="18"/>
+        </w:rPr>
+        <w:t>cfg = GRPOConfig(num_generations=8, learning_rate=1e-6,</w:t>
+      </w:r>
+    </w:p>
+    <w:p>
+      <w:pPr>
+        <w:spacing w:after="0" w:before="0"/>
+      </w:pPr>
+      <w:r>
+        <w:rPr>
+          <w:rFonts w:ascii="Consolas" w:hAnsi="Consolas"/>
+          <w:color w:val="101010"/>
+          <w:sz w:val="18"/>
+        </w:rPr>
+        <w:t xml:space="preserve">                 beta=0.04)  # KL weight</w:t>
+      </w:r>
+    </w:p>
+    <w:p>
+      <w:pPr>
+        <w:spacing w:after="0" w:before="0"/>
+      </w:pPr>
+      <w:r>
+        <w:rPr>
+          <w:rFonts w:ascii="Consolas" w:hAnsi="Consolas"/>
+          <w:color w:val="101010"/>
+          <w:sz w:val="18"/>
+        </w:rPr>
+        <w:t>trainer = GRPOTrainer(model=BASE_1B, args=cfg,</w:t>
+      </w:r>
+    </w:p>
+    <w:p>
+      <w:pPr>
+        <w:spacing w:after="0" w:before="0"/>
+      </w:pPr>
+      <w:r>
+        <w:rPr>
+          <w:rFonts w:ascii="Consolas" w:hAnsi="Consolas"/>
+          <w:color w:val="101010"/>
+          <w:sz w:val="18"/>
+        </w:rPr>
+        <w:t xml:space="preserve">                      reward_funcs=[reward_model.score],</w:t>
+      </w:r>
+    </w:p>
+    <w:p>
+      <w:pPr>
+        <w:spacing w:after="0" w:before="0"/>
+      </w:pPr>
+      <w:r>
+        <w:rPr>
+          <w:rFonts w:ascii="Consolas" w:hAnsi="Consolas"/>
+          <w:color w:val="101010"/>
+          <w:sz w:val="18"/>
+        </w:rPr>
+        <w:t xml:space="preserve">                      train_dataset=prompts)</w:t>
+      </w:r>
+    </w:p>
+    <w:p>
+      <w:pPr>
+        <w:spacing w:after="0" w:before="0"/>
+      </w:pPr>
+      <w:r>
+        <w:rPr>
+          <w:rFonts w:ascii="Consolas" w:hAnsi="Consolas"/>
+          <w:color w:val="101010"/>
+          <w:sz w:val="18"/>
+        </w:rPr>
+        <w:t>trainer.train()</w:t>
+      </w:r>
+    </w:p>
+    <w:p>
+      <w:pPr>
+        <w:spacing w:after="0" w:before="0"/>
+      </w:pPr>
+      <w:r>
+        <w:rPr>
+          <w:rFonts w:ascii="Consolas" w:hAnsi="Consolas"/>
+          <w:color w:val="101010"/>
+          <w:sz w:val="18"/>
+        </w:rPr>
+        <w:t xml:space="preserve"> </w:t>
       </w:r>
     </w:p>
     <w:p>
@@ -221,7 +337,7 @@
           <w:color w:val="333333"/>
           <w:sz w:val="22"/>
         </w:rPr>
-        <w:t>all deliverables present in the submission folder</w:t>
+        <w:t>GRPO run uses measurably less VRAM than PPO (no value head)</w:t>
       </w:r>
     </w:p>
     <w:p>
@@ -233,7 +349,7 @@
           <w:color w:val="333333"/>
           <w:sz w:val="22"/>
         </w:rPr>
-        <w:t>code runs end-to-end without modification</w:t>
+        <w:t>final win rate within a few points of the PPO run</w:t>
       </w:r>
     </w:p>
     <w:p>
@@ -245,7 +361,19 @@
           <w:color w:val="333333"/>
           <w:sz w:val="22"/>
         </w:rPr>
-        <w:t>results match the expected ranges in the rubric</w:t>
+        <w:t>per-group reward spread logged; advantage normalization verified</w:t>
+      </w:r>
+    </w:p>
+    <w:p>
+      <w:pPr>
+        <w:pStyle w:val="ListBullet"/>
+      </w:pPr>
+      <w:r>
+        <w:rPr>
+          <w:color w:val="333333"/>
+          <w:sz w:val="22"/>
+        </w:rPr>
+        <w:t>report compares PPO vs GRPO on VRAM, time, and win rate</w:t>
       </w:r>
     </w:p>
     <w:p>
